--- a/data/revised_2026-10_full/tracked/v2/Chemistry/SS1.3_The_Periodic_Table/Chemistry_The_Periodic_Table_FinalExplanation_TRACKED.docx
+++ b/data/revised_2026-10_full/tracked/v2/Chemistry/SS1.3_The_Periodic_Table/Chemistry_The_Periodic_Table_FinalExplanation_TRACKED.docx
@@ -436,7 +436,7 @@
               </w:rPr>
               <w:t xml:space="preserve">You have finished all 10 lessons on the Periodic Table. Now write your own complete explanation of the driving question: How does electron arrangement influence the arrangement of elements in the periodic table, and how does it help us predict the ions and compounds elements form? Use your Element Cards</w:t>
             </w:r>
-            <w:ins w:id="9001" w:author="Claude (AI) - proposed" w:date="2026-10-15T03:00:59Z">
+            <w:ins w:id="9001" w:author="Claude (AI) - proposed" w:date="2026-10-18T00:26:39Z">
               <w:r>
                 <w:rPr>
                   <w:rFonts w:ascii="Arial" w:cs="Arial" w:eastAsia="Arial" w:hAnsi="Arial"/>
@@ -464,7 +464,7 @@
               </w:rPr>
               <w:t xml:space="preserve">, your notes from each lesson, the Driving Question Board (DQB) and your Class Model (the Electron Arrangement Model) from Lesson 1 to Lesson 10. Write in complete sentences, use scientific words correctly (atomic number, outer electrons, group, period, noble gas, cation, anion, valency, oxidation number, radical), and give evidence from the activities to support every claim. Show your reasoning clearly: say what you saw, then explain why. Write your answers in the space under each prompt. Take your time and show what you have learned.</w:t>
             </w:r>
-            <w:ins w:id="9002" w:author="Claude (AI) - proposed" w:date="2026-10-15T03:00:59Z">
+            <w:ins w:id="9002" w:author="Claude (AI) - proposed" w:date="2026-10-18T00:26:39Z">
               <w:r>
                 <w:rPr>
                   <w:rFonts w:ascii="Arial" w:cs="Arial" w:eastAsia="Arial" w:hAnsi="Arial"/>
@@ -1106,7 +1106,7 @@
               </w:rPr>
               <w:t xml:space="preserve">Strontium (Sr, Z38) is an element you have never worked with. Its electron arrangement is 2,8,18,8,2. (a) Use this arrangement and the rules you have built to predict its group and period, and explain how you decided. (b) Predict the ion it forms and the formulae of its compounds with chlorine and oxygen. (c) Write a balanced equation with state symbols for sodium reacting with water, and explain why potassium and lithium follow the same pattern. (d) Write a final explanation of the driving question: how does electron arrangement influence the arrangement of elements in the periodic table, and how does it help us predict the ions and compounds they form?</w:t>
             </w:r>
-            <w:ins w:id="9003" w:author="Claude (AI) - proposed" w:date="2026-10-15T03:00:59Z">
+            <w:ins w:id="9003" w:author="Claude (AI) - proposed" w:date="2026-10-18T00:26:39Z">
               <w:r>
                 <w:rPr>
                   <w:rFonts w:ascii="Arial" w:cs="Arial" w:eastAsia="Arial" w:hAnsi="Arial"/>
@@ -1412,7 +1412,7 @@
               <w:spacing w:after="40" w:before="0"/>
               <w:jc w:val="left"/>
             </w:pPr>
-            <w:ins w:id="9004" w:author="Claude (AI) - proposed" w:date="2026-10-15T03:00:59Z">
+            <w:ins w:id="9004" w:author="Claude (AI) - proposed" w:date="2026-10-18T00:26:39Z">
               <w:r>
                 <w:rPr>
                   <w:rFonts w:ascii="Arial" w:cs="Arial" w:eastAsia="Arial" w:hAnsi="Arial"/>
@@ -1460,7 +1460,7 @@
               <w:spacing w:after="40" w:before="0"/>
               <w:jc w:val="left"/>
             </w:pPr>
-            <w:ins w:id="9005" w:author="Claude (AI) - proposed" w:date="2026-10-15T03:00:59Z">
+            <w:ins w:id="9005" w:author="Claude (AI) - proposed" w:date="2026-10-18T00:26:39Z">
               <w:r>
                 <w:rPr>
                   <w:rFonts w:ascii="Arial" w:cs="Arial" w:eastAsia="Arial" w:hAnsi="Arial"/>
@@ -1508,7 +1508,7 @@
               <w:spacing w:after="40" w:before="0"/>
               <w:jc w:val="left"/>
             </w:pPr>
-            <w:ins w:id="9006" w:author="Claude (AI) - proposed" w:date="2026-10-15T03:00:59Z">
+            <w:ins w:id="9006" w:author="Claude (AI) - proposed" w:date="2026-10-18T00:26:39Z">
               <w:r>
                 <w:rPr>
                   <w:rFonts w:ascii="Arial" w:cs="Arial" w:eastAsia="Arial" w:hAnsi="Arial"/>
@@ -1591,7 +1591,7 @@
               <w:spacing w:after="40" w:before="0"/>
               <w:jc w:val="left"/>
             </w:pPr>
-            <w:ins w:id="9007" w:author="Claude (AI) - proposed" w:date="2026-10-15T03:00:59Z">
+            <w:ins w:id="9007" w:author="Claude (AI) - proposed" w:date="2026-10-18T00:26:39Z">
               <w:r>
                 <w:rPr>
                   <w:rFonts w:ascii="Arial" w:cs="Arial" w:eastAsia="Arial" w:hAnsi="Arial"/>
@@ -1639,7 +1639,7 @@
               <w:spacing w:after="40" w:before="0"/>
               <w:jc w:val="left"/>
             </w:pPr>
-            <w:ins w:id="9008" w:author="Claude (AI) - proposed" w:date="2026-10-15T03:00:59Z">
+            <w:ins w:id="9008" w:author="Claude (AI) - proposed" w:date="2026-10-18T00:26:39Z">
               <w:r>
                 <w:rPr>
                   <w:rFonts w:ascii="Arial" w:cs="Arial" w:eastAsia="Arial" w:hAnsi="Arial"/>
@@ -1687,7 +1687,7 @@
               <w:spacing w:after="40" w:before="0"/>
               <w:jc w:val="left"/>
             </w:pPr>
-            <w:ins w:id="9009" w:author="Claude (AI) - proposed" w:date="2026-10-15T03:00:59Z">
+            <w:ins w:id="9009" w:author="Claude (AI) - proposed" w:date="2026-10-18T00:26:39Z">
               <w:r>
                 <w:rPr>
                   <w:rFonts w:ascii="Arial" w:cs="Arial" w:eastAsia="Arial" w:hAnsi="Arial"/>
@@ -1770,7 +1770,7 @@
               <w:spacing w:after="40" w:before="0"/>
               <w:jc w:val="left"/>
             </w:pPr>
-            <w:ins w:id="9010" w:author="Claude (AI) - proposed" w:date="2026-10-15T03:00:59Z">
+            <w:ins w:id="9010" w:author="Claude (AI) - proposed" w:date="2026-10-18T00:26:39Z">
               <w:r>
                 <w:rPr>
                   <w:rFonts w:ascii="Arial" w:cs="Arial" w:eastAsia="Arial" w:hAnsi="Arial"/>
@@ -1818,7 +1818,7 @@
               <w:spacing w:after="40" w:before="0"/>
               <w:jc w:val="left"/>
             </w:pPr>
-            <w:ins w:id="9011" w:author="Claude (AI) - proposed" w:date="2026-10-15T03:00:59Z">
+            <w:ins w:id="9011" w:author="Claude (AI) - proposed" w:date="2026-10-18T00:26:39Z">
               <w:r>
                 <w:rPr>
                   <w:rFonts w:ascii="Arial" w:cs="Arial" w:eastAsia="Arial" w:hAnsi="Arial"/>
@@ -1866,7 +1866,7 @@
               <w:spacing w:after="40" w:before="0"/>
               <w:jc w:val="left"/>
             </w:pPr>
-            <w:ins w:id="9012" w:author="Claude (AI) - proposed" w:date="2026-10-15T03:00:59Z">
+            <w:ins w:id="9012" w:author="Claude (AI) - proposed" w:date="2026-10-18T00:26:39Z">
               <w:r>
                 <w:rPr>
                   <w:rFonts w:ascii="Arial" w:cs="Arial" w:eastAsia="Arial" w:hAnsi="Arial"/>
@@ -1949,7 +1949,7 @@
               <w:spacing w:after="40" w:before="0"/>
               <w:jc w:val="left"/>
             </w:pPr>
-            <w:ins w:id="9013" w:author="Claude (AI) - proposed" w:date="2026-10-15T03:00:59Z">
+            <w:ins w:id="9013" w:author="Claude (AI) - proposed" w:date="2026-10-18T00:26:39Z">
               <w:r>
                 <w:rPr>
                   <w:rFonts w:ascii="Arial" w:cs="Arial" w:eastAsia="Arial" w:hAnsi="Arial"/>
@@ -1997,7 +1997,7 @@
               <w:spacing w:after="40" w:before="0"/>
               <w:jc w:val="left"/>
             </w:pPr>
-            <w:ins w:id="9014" w:author="Claude (AI) - proposed" w:date="2026-10-15T03:00:59Z">
+            <w:ins w:id="9014" w:author="Claude (AI) - proposed" w:date="2026-10-18T00:26:39Z">
               <w:r>
                 <w:rPr>
                   <w:rFonts w:ascii="Arial" w:cs="Arial" w:eastAsia="Arial" w:hAnsi="Arial"/>
@@ -2045,7 +2045,7 @@
               <w:spacing w:after="40" w:before="0"/>
               <w:jc w:val="left"/>
             </w:pPr>
-            <w:ins w:id="9015" w:author="Claude (AI) - proposed" w:date="2026-10-15T03:00:59Z">
+            <w:ins w:id="9015" w:author="Claude (AI) - proposed" w:date="2026-10-18T00:26:39Z">
               <w:r>
                 <w:rPr>
                   <w:rFonts w:ascii="Arial" w:cs="Arial" w:eastAsia="Arial" w:hAnsi="Arial"/>
@@ -2128,7 +2128,7 @@
               <w:spacing w:after="40" w:before="0"/>
               <w:jc w:val="left"/>
             </w:pPr>
-            <w:ins w:id="9016" w:author="Claude (AI) - proposed" w:date="2026-10-15T03:00:59Z">
+            <w:ins w:id="9016" w:author="Claude (AI) - proposed" w:date="2026-10-18T00:26:39Z">
               <w:r>
                 <w:rPr>
                   <w:rFonts w:ascii="Arial" w:cs="Arial" w:eastAsia="Arial" w:hAnsi="Arial"/>
@@ -2176,7 +2176,7 @@
               <w:spacing w:after="40" w:before="0"/>
               <w:jc w:val="left"/>
             </w:pPr>
-            <w:ins w:id="9017" w:author="Claude (AI) - proposed" w:date="2026-10-15T03:00:59Z">
+            <w:ins w:id="9017" w:author="Claude (AI) - proposed" w:date="2026-10-18T00:26:39Z">
               <w:r>
                 <w:rPr>
                   <w:rFonts w:ascii="Arial" w:cs="Arial" w:eastAsia="Arial" w:hAnsi="Arial"/>
@@ -2224,7 +2224,7 @@
               <w:spacing w:after="40" w:before="0"/>
               <w:jc w:val="left"/>
             </w:pPr>
-            <w:ins w:id="9018" w:author="Claude (AI) - proposed" w:date="2026-10-15T03:00:59Z">
+            <w:ins w:id="9018" w:author="Claude (AI) - proposed" w:date="2026-10-18T00:26:39Z">
               <w:r>
                 <w:rPr>
                   <w:rFonts w:ascii="Arial" w:cs="Arial" w:eastAsia="Arial" w:hAnsi="Arial"/>
@@ -2374,7 +2374,7 @@
         </w:rPr>
         <w:t xml:space="preserve">© 2026 SeaVuria and ARES. This work is licensed under a </w:t>
       </w:r>
-      <w:hyperlink w:history="1" r:id="rIdopcnqq6ejvt_zssarmyqq">
+      <w:hyperlink w:history="1" r:id="rId8jaic67jgss93zs4tip6t">
         <w:r>
           <w:rPr>
             <w:rFonts w:ascii="Arial" w:cs="Arial" w:eastAsia="Arial" w:hAnsi="Arial"/>
@@ -2394,7 +2394,7 @@
         </w:rPr>
         <w:t xml:space="preserve"> (</w:t>
       </w:r>
-      <w:hyperlink w:history="1" r:id="rIdrxmmlq-mmp-3x3ngqloec">
+      <w:hyperlink w:history="1" r:id="rIdthberesrmglf2mmpzvufl">
         <w:r>
           <w:rPr>
             <w:rFonts w:ascii="Arial" w:cs="Arial" w:eastAsia="Arial" w:hAnsi="Arial"/>
@@ -2414,7 +2414,7 @@
         </w:rPr>
         <w:t xml:space="preserve">). To view a copy of this license, visit </w:t>
       </w:r>
-      <w:hyperlink w:history="1" r:id="rIdcl5o7we85eeelqzy9_zkt">
+      <w:hyperlink w:history="1" r:id="rIdcrjriomc3ui-5buwwplbs">
         <w:r>
           <w:rPr>
             <w:rFonts w:ascii="Arial" w:cs="Arial" w:eastAsia="Arial" w:hAnsi="Arial"/>
